--- a/CSV108_docx/039_Initial_Requirements_Traceability_Matrix.docx
+++ b/CSV108_docx/039_Initial_Requirements_Traceability_Matrix.docx
@@ -11684,6 +11684,392 @@
         </w:rPr>
         <w:t>Changes to URS, risk, specification or test scope require matrix update. The final matrix records actual result and deviation references and is approved before the VSR.</w:t>
       </w:r>
+    </w:p>
+    <w:p>
+      <w:pPr>
+        <w:spacing w:after="120" w:line="300" w:lineRule="auto"/>
+      </w:pPr>
+      <w:r>
+        <w:rPr>
+          <w:rFonts w:ascii="Calibri" w:hAnsi="Calibri"/>
+          <w:b w:val="0"/>
+          <w:i w:val="0"/>
+          <w:color w:val="000000"/>
+          <w:sz w:val="22"/>
+        </w:rPr>
+        <w:t>Traceability is considered complete only when a reviewer can navigate from intended use to requirement, risk/control, design/configuration and verification evidence. Where a requirement is satisfied by supplier evidence or SOP/training rather than a company-executed test, the rationale and evidence reference shall be explicit.</w:t>
+      </w:r>
+    </w:p>
+    <w:tbl>
+      <w:tblPr>
+        <w:tblStyle w:val="TableGrid"/>
+        <w:tblW w:type="dxa" w:w="9360"/>
+        <w:tblLayout w:type="fixed"/>
+        <w:tblLook w:firstColumn="1" w:firstRow="1" w:lastColumn="0" w:lastRow="0" w:noHBand="0" w:noVBand="1" w:val="04A0"/>
+        <w:tblInd w:w="120" w:type="dxa"/>
+      </w:tblPr>
+      <w:tblGrid>
+        <w:gridCol w:w="4052"/>
+        <w:gridCol w:w="5308"/>
+      </w:tblGrid>
+      <w:tr>
+        <w:trPr>
+          <w:tblHeader w:val="true"/>
+        </w:trPr>
+        <w:tc>
+          <w:tcPr>
+            <w:tcW w:type="dxa" w:w="4052"/>
+            <w:shd w:fill="E8EEF5"/>
+            <w:vAlign w:val="center"/>
+            <w:tcMar>
+              <w:top w:w="80" w:type="dxa"/>
+              <w:bottom w:w="80" w:type="dxa"/>
+              <w:start w:w="120" w:type="dxa"/>
+              <w:end w:w="120" w:type="dxa"/>
+            </w:tcMar>
+          </w:tcPr>
+          <w:p>
+            <w:pPr>
+              <w:spacing w:after="0" w:line="276" w:lineRule="auto"/>
+              <w:jc w:val="left"/>
+            </w:pPr>
+            <w:r/>
+            <w:r>
+              <w:rPr>
+                <w:rFonts w:ascii="Calibri" w:hAnsi="Calibri"/>
+                <w:b/>
+                <w:color w:val="000000"/>
+                <w:sz w:val="19"/>
+              </w:rPr>
+              <w:t>Traceability gap</w:t>
+            </w:r>
+          </w:p>
+        </w:tc>
+        <w:tc>
+          <w:tcPr>
+            <w:tcW w:type="dxa" w:w="5308"/>
+            <w:shd w:fill="E8EEF5"/>
+            <w:vAlign w:val="center"/>
+            <w:tcMar>
+              <w:top w:w="80" w:type="dxa"/>
+              <w:bottom w:w="80" w:type="dxa"/>
+              <w:start w:w="120" w:type="dxa"/>
+              <w:end w:w="120" w:type="dxa"/>
+            </w:tcMar>
+          </w:tcPr>
+          <w:p>
+            <w:pPr>
+              <w:spacing w:after="0" w:line="276" w:lineRule="auto"/>
+              <w:jc w:val="left"/>
+            </w:pPr>
+            <w:r/>
+            <w:r>
+              <w:rPr>
+                <w:rFonts w:ascii="Calibri" w:hAnsi="Calibri"/>
+                <w:b/>
+                <w:color w:val="000000"/>
+                <w:sz w:val="19"/>
+              </w:rPr>
+              <w:t>Required disposition</w:t>
+            </w:r>
+          </w:p>
+        </w:tc>
+      </w:tr>
+      <w:tr>
+        <w:tc>
+          <w:tcPr>
+            <w:tcW w:type="dxa" w:w="4052"/>
+            <w:vAlign w:val="center"/>
+            <w:tcMar>
+              <w:top w:w="80" w:type="dxa"/>
+              <w:bottom w:w="80" w:type="dxa"/>
+              <w:start w:w="120" w:type="dxa"/>
+              <w:end w:w="120" w:type="dxa"/>
+            </w:tcMar>
+          </w:tcPr>
+          <w:p>
+            <w:pPr>
+              <w:spacing w:after="0" w:line="276" w:lineRule="auto"/>
+              <w:jc w:val="left"/>
+            </w:pPr>
+            <w:r/>
+            <w:r>
+              <w:rPr>
+                <w:rFonts w:ascii="Calibri" w:hAnsi="Calibri"/>
+                <w:b w:val="0"/>
+                <w:color w:val="000000"/>
+                <w:sz w:val="19"/>
+              </w:rPr>
+              <w:t>Must URS without verification</w:t>
+            </w:r>
+          </w:p>
+        </w:tc>
+        <w:tc>
+          <w:tcPr>
+            <w:tcW w:type="dxa" w:w="5308"/>
+            <w:vAlign w:val="center"/>
+            <w:tcMar>
+              <w:top w:w="80" w:type="dxa"/>
+              <w:bottom w:w="80" w:type="dxa"/>
+              <w:start w:w="120" w:type="dxa"/>
+              <w:end w:w="120" w:type="dxa"/>
+            </w:tcMar>
+          </w:tcPr>
+          <w:p>
+            <w:pPr>
+              <w:spacing w:after="0" w:line="276" w:lineRule="auto"/>
+              <w:jc w:val="left"/>
+            </w:pPr>
+            <w:r/>
+            <w:r>
+              <w:rPr>
+                <w:rFonts w:ascii="Calibri" w:hAnsi="Calibri"/>
+                <w:b w:val="0"/>
+                <w:color w:val="000000"/>
+                <w:sz w:val="19"/>
+              </w:rPr>
+              <w:t>Add test/evidence or justify non-test evidence before release</w:t>
+            </w:r>
+          </w:p>
+        </w:tc>
+      </w:tr>
+      <w:tr>
+        <w:tc>
+          <w:tcPr>
+            <w:tcW w:type="dxa" w:w="4052"/>
+            <w:vAlign w:val="center"/>
+            <w:tcMar>
+              <w:top w:w="80" w:type="dxa"/>
+              <w:bottom w:w="80" w:type="dxa"/>
+              <w:start w:w="120" w:type="dxa"/>
+              <w:end w:w="120" w:type="dxa"/>
+            </w:tcMar>
+          </w:tcPr>
+          <w:p>
+            <w:pPr>
+              <w:spacing w:after="0" w:line="276" w:lineRule="auto"/>
+              <w:jc w:val="left"/>
+            </w:pPr>
+            <w:r/>
+            <w:r>
+              <w:rPr>
+                <w:rFonts w:ascii="Calibri" w:hAnsi="Calibri"/>
+                <w:b w:val="0"/>
+                <w:color w:val="000000"/>
+                <w:sz w:val="19"/>
+              </w:rPr>
+              <w:t>High risk without control evidence</w:t>
+            </w:r>
+          </w:p>
+        </w:tc>
+        <w:tc>
+          <w:tcPr>
+            <w:tcW w:type="dxa" w:w="5308"/>
+            <w:vAlign w:val="center"/>
+            <w:tcMar>
+              <w:top w:w="80" w:type="dxa"/>
+              <w:bottom w:w="80" w:type="dxa"/>
+              <w:start w:w="120" w:type="dxa"/>
+              <w:end w:w="120" w:type="dxa"/>
+            </w:tcMar>
+          </w:tcPr>
+          <w:p>
+            <w:pPr>
+              <w:spacing w:after="0" w:line="276" w:lineRule="auto"/>
+              <w:jc w:val="left"/>
+            </w:pPr>
+            <w:r/>
+            <w:r>
+              <w:rPr>
+                <w:rFonts w:ascii="Calibri" w:hAnsi="Calibri"/>
+                <w:b w:val="0"/>
+                <w:color w:val="000000"/>
+                <w:sz w:val="19"/>
+              </w:rPr>
+              <w:t>Block release until verified or formally accepted as residual risk</w:t>
+            </w:r>
+          </w:p>
+        </w:tc>
+      </w:tr>
+      <w:tr>
+        <w:tc>
+          <w:tcPr>
+            <w:tcW w:type="dxa" w:w="4052"/>
+            <w:vAlign w:val="center"/>
+            <w:tcMar>
+              <w:top w:w="80" w:type="dxa"/>
+              <w:bottom w:w="80" w:type="dxa"/>
+              <w:start w:w="120" w:type="dxa"/>
+              <w:end w:w="120" w:type="dxa"/>
+            </w:tcMar>
+          </w:tcPr>
+          <w:p>
+            <w:pPr>
+              <w:spacing w:after="0" w:line="276" w:lineRule="auto"/>
+              <w:jc w:val="left"/>
+            </w:pPr>
+            <w:r/>
+            <w:r>
+              <w:rPr>
+                <w:rFonts w:ascii="Calibri" w:hAnsi="Calibri"/>
+                <w:b w:val="0"/>
+                <w:color w:val="000000"/>
+                <w:sz w:val="19"/>
+              </w:rPr>
+              <w:t>Failed test with retest</w:t>
+            </w:r>
+          </w:p>
+        </w:tc>
+        <w:tc>
+          <w:tcPr>
+            <w:tcW w:type="dxa" w:w="5308"/>
+            <w:vAlign w:val="center"/>
+            <w:tcMar>
+              <w:top w:w="80" w:type="dxa"/>
+              <w:bottom w:w="80" w:type="dxa"/>
+              <w:start w:w="120" w:type="dxa"/>
+              <w:end w:w="120" w:type="dxa"/>
+            </w:tcMar>
+          </w:tcPr>
+          <w:p>
+            <w:pPr>
+              <w:spacing w:after="0" w:line="276" w:lineRule="auto"/>
+              <w:jc w:val="left"/>
+            </w:pPr>
+            <w:r/>
+            <w:r>
+              <w:rPr>
+                <w:rFonts w:ascii="Calibri" w:hAnsi="Calibri"/>
+                <w:b w:val="0"/>
+                <w:color w:val="000000"/>
+                <w:sz w:val="19"/>
+              </w:rPr>
+              <w:t>Link defect/deviation, correction and passing retest evidence</w:t>
+            </w:r>
+          </w:p>
+        </w:tc>
+      </w:tr>
+      <w:tr>
+        <w:tc>
+          <w:tcPr>
+            <w:tcW w:type="dxa" w:w="4052"/>
+            <w:vAlign w:val="center"/>
+            <w:tcMar>
+              <w:top w:w="80" w:type="dxa"/>
+              <w:bottom w:w="80" w:type="dxa"/>
+              <w:start w:w="120" w:type="dxa"/>
+              <w:end w:w="120" w:type="dxa"/>
+            </w:tcMar>
+          </w:tcPr>
+          <w:p>
+            <w:pPr>
+              <w:spacing w:after="0" w:line="276" w:lineRule="auto"/>
+              <w:jc w:val="left"/>
+            </w:pPr>
+            <w:r/>
+            <w:r>
+              <w:rPr>
+                <w:rFonts w:ascii="Calibri" w:hAnsi="Calibri"/>
+                <w:b w:val="0"/>
+                <w:color w:val="000000"/>
+                <w:sz w:val="19"/>
+              </w:rPr>
+              <w:t>Requirement changed after scripts approved</w:t>
+            </w:r>
+          </w:p>
+        </w:tc>
+        <w:tc>
+          <w:tcPr>
+            <w:tcW w:type="dxa" w:w="5308"/>
+            <w:vAlign w:val="center"/>
+            <w:tcMar>
+              <w:top w:w="80" w:type="dxa"/>
+              <w:bottom w:w="80" w:type="dxa"/>
+              <w:start w:w="120" w:type="dxa"/>
+              <w:end w:w="120" w:type="dxa"/>
+            </w:tcMar>
+          </w:tcPr>
+          <w:p>
+            <w:pPr>
+              <w:spacing w:after="0" w:line="276" w:lineRule="auto"/>
+              <w:jc w:val="left"/>
+            </w:pPr>
+            <w:r/>
+            <w:r>
+              <w:rPr>
+                <w:rFonts w:ascii="Calibri" w:hAnsi="Calibri"/>
+                <w:b w:val="0"/>
+                <w:color w:val="000000"/>
+                <w:sz w:val="19"/>
+              </w:rPr>
+              <w:t>Impact scripts, test data, design and executed evidence</w:t>
+            </w:r>
+          </w:p>
+        </w:tc>
+      </w:tr>
+      <w:tr>
+        <w:tc>
+          <w:tcPr>
+            <w:tcW w:type="dxa" w:w="4052"/>
+            <w:vAlign w:val="center"/>
+            <w:tcMar>
+              <w:top w:w="80" w:type="dxa"/>
+              <w:bottom w:w="80" w:type="dxa"/>
+              <w:start w:w="120" w:type="dxa"/>
+              <w:end w:w="120" w:type="dxa"/>
+            </w:tcMar>
+          </w:tcPr>
+          <w:p>
+            <w:pPr>
+              <w:spacing w:after="0" w:line="276" w:lineRule="auto"/>
+              <w:jc w:val="left"/>
+            </w:pPr>
+            <w:r/>
+            <w:r>
+              <w:rPr>
+                <w:rFonts w:ascii="Calibri" w:hAnsi="Calibri"/>
+                <w:b w:val="0"/>
+                <w:color w:val="000000"/>
+                <w:sz w:val="19"/>
+              </w:rPr>
+              <w:t>Supplier evidence used</w:t>
+            </w:r>
+          </w:p>
+        </w:tc>
+        <w:tc>
+          <w:tcPr>
+            <w:tcW w:type="dxa" w:w="5308"/>
+            <w:vAlign w:val="center"/>
+            <w:tcMar>
+              <w:top w:w="80" w:type="dxa"/>
+              <w:bottom w:w="80" w:type="dxa"/>
+              <w:start w:w="120" w:type="dxa"/>
+              <w:end w:w="120" w:type="dxa"/>
+            </w:tcMar>
+          </w:tcPr>
+          <w:p>
+            <w:pPr>
+              <w:spacing w:after="0" w:line="276" w:lineRule="auto"/>
+              <w:jc w:val="left"/>
+            </w:pPr>
+            <w:r/>
+            <w:r>
+              <w:rPr>
+                <w:rFonts w:ascii="Calibri" w:hAnsi="Calibri"/>
+                <w:b w:val="0"/>
+                <w:color w:val="000000"/>
+                <w:sz w:val="19"/>
+              </w:rPr>
+              <w:t>Link leveraging decision and confirm site-specific coverage remains</w:t>
+            </w:r>
+          </w:p>
+        </w:tc>
+      </w:tr>
+    </w:tbl>
+    <w:p>
+      <w:pPr>
+        <w:spacing w:after="80"/>
+      </w:pPr>
     </w:p>
     <w:p>
       <w:pPr>
